--- a/src/assets/santhosh naik Dec 25 Resume.docx
+++ b/src/assets/santhosh naik Dec 25 Resume.docx
@@ -106,6 +106,20 @@
             <w:rStyle w:val="Hyperlink"/>
             <w:b w:val="0"/>
             <w:bCs w:val="0"/>
+            <w:color w:val="000000" w:themeColor="text1"/>
+          </w:rPr>
+          <w:t>Portfolio</w:t>
+        </w:r>
+      </w:hyperlink>
+      <w:r>
+        <w:t xml:space="preserve">                </w:t>
+      </w:r>
+      <w:hyperlink r:id="rId7" w:history="1">
+        <w:r>
+          <w:rPr>
+            <w:rStyle w:val="Hyperlink"/>
+            <w:b w:val="0"/>
+            <w:bCs w:val="0"/>
             <w:color w:val="auto"/>
           </w:rPr>
           <w:t>GitHub</w:t>
@@ -132,7 +146,7 @@
         </w:rPr>
         <w:t xml:space="preserve"> </w:t>
       </w:r>
-      <w:hyperlink r:id="rId7" w:history="1">
+      <w:hyperlink r:id="rId8" w:history="1">
         <w:r>
           <w:rPr>
             <w:rStyle w:val="Hyperlink"/>
@@ -994,7 +1008,13 @@
         <w:rPr>
           <w:spacing w:val="-8"/>
         </w:rPr>
-        <w:t>72</w:t>
+        <w:t>7</w:t>
+      </w:r>
+      <w:r>
+        <w:rPr>
+          <w:spacing w:val="-8"/>
+        </w:rPr>
+        <w:t>3</w:t>
       </w:r>
     </w:p>
     <w:p>
@@ -1430,23 +1450,15 @@
           <w:sz w:val="24"/>
           <w:szCs w:val="24"/>
         </w:rPr>
-        <w:t>|</w:t>
-      </w:r>
-      <w:r>
-        <w:rPr>
-          <w:b/>
-          <w:bCs/>
-          <w:sz w:val="24"/>
-          <w:szCs w:val="24"/>
-        </w:rPr>
-        <w:t xml:space="preserve"> </w:t>
-      </w:r>
-      <w:hyperlink r:id="rId8" w:history="1">
+        <w:t xml:space="preserve">| </w:t>
+      </w:r>
+      <w:hyperlink r:id="rId9" w:history="1">
         <w:r>
           <w:rPr>
             <w:rStyle w:val="Hyperlink"/>
             <w:b/>
             <w:bCs/>
+            <w:color w:val="000000" w:themeColor="text1"/>
             <w:sz w:val="24"/>
             <w:szCs w:val="24"/>
           </w:rPr>
@@ -1575,13 +1587,15 @@
         </w:rPr>
         <w:t xml:space="preserve"> </w:t>
       </w:r>
-      <w:hyperlink r:id="rId9" w:history="1">
+      <w:hyperlink r:id="rId10" w:history="1">
         <w:r>
           <w:rPr>
             <w:rStyle w:val="Hyperlink"/>
             <w:b/>
+            <w:color w:val="000000" w:themeColor="text1"/>
             <w:spacing w:val="-4"/>
-            <w:sz w:val="22"/>
+            <w:sz w:val="24"/>
+            <w:szCs w:val="24"/>
           </w:rPr>
           <w:t>Link</w:t>
         </w:r>
@@ -1680,17 +1694,21 @@
           <w:sz w:val="24"/>
           <w:szCs w:val="24"/>
         </w:rPr>
-        <w:t>|</w:t>
-      </w:r>
-      <w:r>
-        <w:rPr>
-          <w:b/>
-          <w:bCs/>
-          <w:sz w:val="24"/>
-          <w:szCs w:val="24"/>
-        </w:rPr>
-        <w:t xml:space="preserve"> </w:t>
-      </w:r>
+        <w:t xml:space="preserve">| </w:t>
+      </w:r>
+      <w:hyperlink r:id="rId11" w:history="1">
+        <w:r>
+          <w:rPr>
+            <w:rStyle w:val="Hyperlink"/>
+            <w:b/>
+            <w:bCs/>
+            <w:color w:val="000000" w:themeColor="text1"/>
+            <w:sz w:val="24"/>
+            <w:szCs w:val="24"/>
+          </w:rPr>
+          <w:t>Link</w:t>
+        </w:r>
+      </w:hyperlink>
     </w:p>
     <w:p>
       <w:pPr>
@@ -2218,6 +2236,55 @@
         </w:rPr>
         <w:t>(REVATURE)</w:t>
       </w:r>
+      <w:r>
+        <w:rPr>
+          <w:bCs/>
+          <w:spacing w:val="-2"/>
+          <w:sz w:val="21"/>
+        </w:rPr>
+        <w:t xml:space="preserve"> </w:t>
+      </w:r>
+      <w:r>
+        <w:rPr>
+          <w:b/>
+          <w:bCs/>
+          <w:sz w:val="24"/>
+          <w:szCs w:val="24"/>
+        </w:rPr>
+        <w:t>|</w:t>
+      </w:r>
+      <w:r>
+        <w:rPr>
+          <w:b/>
+          <w:bCs/>
+          <w:sz w:val="24"/>
+          <w:szCs w:val="24"/>
+        </w:rPr>
+        <w:t xml:space="preserve"> </w:t>
+      </w:r>
+      <w:hyperlink r:id="rId12" w:history="1">
+        <w:r>
+          <w:rPr>
+            <w:rStyle w:val="Hyperlink"/>
+            <w:color w:val="auto"/>
+          </w:rPr>
+          <w:t>Li</w:t>
+        </w:r>
+        <w:r>
+          <w:rPr>
+            <w:rStyle w:val="Hyperlink"/>
+            <w:color w:val="auto"/>
+          </w:rPr>
+          <w:t>n</w:t>
+        </w:r>
+        <w:r>
+          <w:rPr>
+            <w:rStyle w:val="Hyperlink"/>
+            <w:color w:val="auto"/>
+          </w:rPr>
+          <w:t>k</w:t>
+        </w:r>
+      </w:hyperlink>
     </w:p>
     <w:p>
       <w:pPr>
@@ -2292,6 +2359,65 @@
         </w:rPr>
         <w:t>(NPTEL)</w:t>
       </w:r>
+      <w:r>
+        <w:rPr>
+          <w:sz w:val="21"/>
+        </w:rPr>
+        <w:t xml:space="preserve"> </w:t>
+      </w:r>
+      <w:r>
+        <w:rPr>
+          <w:b/>
+          <w:bCs/>
+          <w:sz w:val="24"/>
+          <w:szCs w:val="24"/>
+        </w:rPr>
+        <w:t>|</w:t>
+      </w:r>
+      <w:r>
+        <w:rPr>
+          <w:b/>
+          <w:bCs/>
+          <w:sz w:val="24"/>
+          <w:szCs w:val="24"/>
+        </w:rPr>
+        <w:t xml:space="preserve"> </w:t>
+      </w:r>
+      <w:hyperlink r:id="rId13" w:history="1">
+        <w:r>
+          <w:rPr>
+            <w:rStyle w:val="Hyperlink"/>
+            <w:b/>
+            <w:bCs/>
+            <w:color w:val="000000" w:themeColor="text1"/>
+            <w:sz w:val="24"/>
+            <w:szCs w:val="24"/>
+          </w:rPr>
+          <w:t>Li</w:t>
+        </w:r>
+        <w:r>
+          <w:rPr>
+            <w:rStyle w:val="Hyperlink"/>
+            <w:b/>
+            <w:bCs/>
+            <w:color w:val="000000" w:themeColor="text1"/>
+            <w:sz w:val="24"/>
+            <w:szCs w:val="24"/>
+          </w:rPr>
+          <w:t>n</w:t>
+        </w:r>
+        <w:r>
+          <w:rPr>
+            <w:rStyle w:val="Hyperlink"/>
+            <w:b/>
+            <w:bCs/>
+            <w:color w:val="000000" w:themeColor="text1"/>
+            <w:sz w:val="24"/>
+            <w:szCs w:val="24"/>
+          </w:rPr>
+          <w:t>k</w:t>
+        </w:r>
+      </w:hyperlink>
     </w:p>
     <w:p>
       <w:pPr>
@@ -2423,6 +2549,76 @@
         </w:rPr>
         <w:t xml:space="preserve"> Academy)</w:t>
       </w:r>
+      <w:r>
+        <w:rPr>
+          <w:sz w:val="21"/>
+        </w:rPr>
+        <w:t xml:space="preserve"> </w:t>
+      </w:r>
+      <w:r>
+        <w:rPr>
+          <w:b/>
+          <w:bCs/>
+          <w:sz w:val="24"/>
+          <w:szCs w:val="24"/>
+        </w:rPr>
+        <w:t>|</w:t>
+      </w:r>
+      <w:r>
+        <w:rPr>
+          <w:b/>
+          <w:bCs/>
+          <w:sz w:val="24"/>
+          <w:szCs w:val="24"/>
+        </w:rPr>
+        <w:t xml:space="preserve"> </w:t>
+      </w:r>
+      <w:hyperlink r:id="rId14" w:history="1">
+        <w:r>
+          <w:rPr>
+            <w:rStyle w:val="Hyperlink"/>
+            <w:b/>
+            <w:bCs/>
+            <w:color w:val="000000" w:themeColor="text1"/>
+            <w:sz w:val="24"/>
+            <w:szCs w:val="24"/>
+          </w:rPr>
+          <w:t>L</w:t>
+        </w:r>
+        <w:r>
+          <w:rPr>
+            <w:rStyle w:val="Hyperlink"/>
+            <w:b/>
+            <w:bCs/>
+            <w:color w:val="000000" w:themeColor="text1"/>
+            <w:sz w:val="24"/>
+            <w:szCs w:val="24"/>
+          </w:rPr>
+          <w:t>i</w:t>
+        </w:r>
+        <w:r>
+          <w:rPr>
+            <w:rStyle w:val="Hyperlink"/>
+            <w:b/>
+            <w:bCs/>
+            <w:color w:val="000000" w:themeColor="text1"/>
+            <w:sz w:val="24"/>
+            <w:szCs w:val="24"/>
+          </w:rPr>
+          <w:t>n</w:t>
+        </w:r>
+        <w:r>
+          <w:rPr>
+            <w:rStyle w:val="Hyperlink"/>
+            <w:b/>
+            <w:bCs/>
+            <w:color w:val="000000" w:themeColor="text1"/>
+            <w:sz w:val="24"/>
+            <w:szCs w:val="24"/>
+          </w:rPr>
+          <w:t>k</w:t>
+        </w:r>
+      </w:hyperlink>
     </w:p>
     <w:p>
       <w:pPr>
@@ -2482,7 +2678,7 @@
         <v:path o:extrusionok="f" gradientshapeok="t" o:connecttype="rect"/>
         <o:lock v:ext="edit" aspectratio="t"/>
       </v:shapetype>
-      <v:shape id="_x0000_i1055" type="#_x0000_t75" style="width:6pt;height:6pt;visibility:visible;mso-wrap-style:square" o:bullet="t">
+      <v:shape id="_x0000_i1782" type="#_x0000_t75" style="width:6pt;height:6pt;visibility:visible;mso-wrap-style:square" o:bullet="t">
         <v:imagedata r:id="rId1" o:title=""/>
         <o:lock v:ext="edit" aspectratio="f"/>
       </v:shape>
